--- a/downloads/teacher/04 Units/Unit 07 - Capstone - Launch Career Readiness and FACS Shark Tank/Lesson 07.07 - Big Idea Factory.docx
+++ b/downloads/teacher/04 Units/Unit 07 - Capstone - Launch Career Readiness and FACS Shark Tank/Lesson 07.07 - Big Idea Factory.docx
@@ -266,23 +266,41 @@
       <w:r>
         <w:t xml:space="preserve">By the end of this lesson, students will be able to:</w:t>
       </w:r>
-      <w:r>
-        <w:t xml:space="preserve"> </w:t>
-      </w:r>
-      <w:r>
-        <w:t xml:space="preserve">1. (Low) Given the six FACS areas, list at least eight real problems they have personally seen, naming who has each one.</w:t>
-      </w:r>
-      <w:r>
-        <w:t xml:space="preserve"> </w:t>
-      </w:r>
-      <w:r>
-        <w:t xml:space="preserve">2. (Mid) Apply the three-question filter (is the problem real, can a middle schooler actually build or do this in five days, would anyone pay) to their team’s list and rank the surviving ideas.</w:t>
-      </w:r>
-      <w:r>
-        <w:t xml:space="preserve"> </w:t>
-      </w:r>
-      <w:r>
-        <w:t xml:space="preserve">3. (High) In a team of three, select one idea, name the FACS module it connects to and why, assign the three C-suite roles, and defend the choice against the filter in writing.</w:t>
+    </w:p>
+    <w:p>
+      <w:pPr>
+        <w:numPr>
+          <w:ilvl w:val="0"/>
+          <w:numId w:val="1002"/>
+        </w:numPr>
+        <w:pStyle w:val="Compact"/>
+      </w:pPr>
+      <w:r>
+        <w:t xml:space="preserve">(Low) Given the six FACS areas, list at least eight real problems they have personally seen, naming who has each one.</w:t>
+      </w:r>
+    </w:p>
+    <w:p>
+      <w:pPr>
+        <w:numPr>
+          <w:ilvl w:val="0"/>
+          <w:numId w:val="1002"/>
+        </w:numPr>
+        <w:pStyle w:val="Compact"/>
+      </w:pPr>
+      <w:r>
+        <w:t xml:space="preserve">(Mid) Apply the three-question filter (is the problem real, can a middle schooler actually build or do this in five days, would anyone pay) to their team’s list and rank the surviving ideas.</w:t>
+      </w:r>
+    </w:p>
+    <w:p>
+      <w:pPr>
+        <w:numPr>
+          <w:ilvl w:val="0"/>
+          <w:numId w:val="1002"/>
+        </w:numPr>
+        <w:pStyle w:val="Compact"/>
+      </w:pPr>
+      <w:r>
+        <w:t xml:space="preserve">(High) In a team of three, select one idea, name the FACS module it connects to and why, assign the three C-suite roles, and defend the choice against the filter in writing.</w:t>
       </w:r>
     </w:p>
     <w:p>
@@ -335,7 +353,7 @@
       <w:pPr>
         <w:numPr>
           <w:ilvl w:val="0"/>
-          <w:numId w:val="1002"/>
+          <w:numId w:val="1003"/>
         </w:numPr>
         <w:pStyle w:val="Compact"/>
       </w:pPr>
@@ -362,7 +380,7 @@
       <w:pPr>
         <w:numPr>
           <w:ilvl w:val="0"/>
-          <w:numId w:val="1002"/>
+          <w:numId w:val="1003"/>
         </w:numPr>
         <w:pStyle w:val="Compact"/>
       </w:pPr>
@@ -380,7 +398,7 @@
       <w:pPr>
         <w:numPr>
           <w:ilvl w:val="0"/>
-          <w:numId w:val="1002"/>
+          <w:numId w:val="1003"/>
         </w:numPr>
         <w:pStyle w:val="Compact"/>
       </w:pPr>
@@ -392,7 +410,7 @@
       <w:pPr>
         <w:numPr>
           <w:ilvl w:val="0"/>
-          <w:numId w:val="1002"/>
+          <w:numId w:val="1003"/>
         </w:numPr>
         <w:pStyle w:val="Compact"/>
       </w:pPr>
@@ -404,7 +422,7 @@
       <w:pPr>
         <w:numPr>
           <w:ilvl w:val="0"/>
-          <w:numId w:val="1002"/>
+          <w:numId w:val="1003"/>
         </w:numPr>
         <w:pStyle w:val="Compact"/>
       </w:pPr>
@@ -422,7 +440,7 @@
       <w:pPr>
         <w:numPr>
           <w:ilvl w:val="0"/>
-          <w:numId w:val="1002"/>
+          <w:numId w:val="1003"/>
         </w:numPr>
         <w:pStyle w:val="Compact"/>
       </w:pPr>
@@ -443,7 +461,7 @@
       <w:pPr>
         <w:numPr>
           <w:ilvl w:val="0"/>
-          <w:numId w:val="1002"/>
+          <w:numId w:val="1003"/>
         </w:numPr>
         <w:pStyle w:val="Compact"/>
       </w:pPr>
@@ -455,7 +473,7 @@
       <w:pPr>
         <w:numPr>
           <w:ilvl w:val="0"/>
-          <w:numId w:val="1002"/>
+          <w:numId w:val="1003"/>
         </w:numPr>
         <w:pStyle w:val="Compact"/>
       </w:pPr>
@@ -1007,61 +1025,109 @@
       <w:r>
         <w:t xml:space="preserve">Monitor understanding:</w:t>
       </w:r>
-      <w:r>
-        <w:t xml:space="preserve"> </w:t>
-      </w:r>
-      <w:r>
-        <w:t xml:space="preserve">- Which of the six areas is your problem in? Which unit did we cover that in?</w:t>
-      </w:r>
-      <w:r>
-        <w:t xml:space="preserve"> </w:t>
-      </w:r>
-      <w:r>
-        <w:t xml:space="preserve">- How many ideas does your team have? Say the number.</w:t>
-      </w:r>
-      <w:r>
-        <w:t xml:space="preserve"> </w:t>
-      </w:r>
-      <w:r>
-        <w:t xml:space="preserve">- Which of the three filter questions killed the most ideas for your team?</w:t>
-      </w:r>
-      <w:r>
-        <w:t xml:space="preserve"> </w:t>
-      </w:r>
-      <w:r>
-        <w:t xml:space="preserve">- Who is the CFO, and what does the CFO own?</w:t>
-      </w:r>
-    </w:p>
-    <w:p>
-      <w:pPr>
-        <w:pStyle w:val="BodyText"/>
+    </w:p>
+    <w:p>
+      <w:pPr>
+        <w:numPr>
+          <w:ilvl w:val="0"/>
+          <w:numId w:val="1004"/>
+        </w:numPr>
+        <w:pStyle w:val="Compact"/>
+      </w:pPr>
+      <w:r>
+        <w:t xml:space="preserve">Which of the six areas is your problem in? Which unit did we cover that in?</w:t>
+      </w:r>
+    </w:p>
+    <w:p>
+      <w:pPr>
+        <w:numPr>
+          <w:ilvl w:val="0"/>
+          <w:numId w:val="1004"/>
+        </w:numPr>
+        <w:pStyle w:val="Compact"/>
+      </w:pPr>
+      <w:r>
+        <w:t xml:space="preserve">How many ideas does your team have? Say the number.</w:t>
+      </w:r>
+    </w:p>
+    <w:p>
+      <w:pPr>
+        <w:numPr>
+          <w:ilvl w:val="0"/>
+          <w:numId w:val="1004"/>
+        </w:numPr>
+        <w:pStyle w:val="Compact"/>
+      </w:pPr>
+      <w:r>
+        <w:t xml:space="preserve">Which of the three filter questions killed the most ideas for your team?</w:t>
+      </w:r>
+    </w:p>
+    <w:p>
+      <w:pPr>
+        <w:numPr>
+          <w:ilvl w:val="0"/>
+          <w:numId w:val="1004"/>
+        </w:numPr>
+        <w:pStyle w:val="Compact"/>
+      </w:pPr>
+      <w:r>
+        <w:t xml:space="preserve">Who is the CFO, and what does the CFO own?</w:t>
+      </w:r>
+    </w:p>
+    <w:p>
+      <w:pPr>
+        <w:pStyle w:val="FirstParagraph"/>
       </w:pPr>
       <w:r>
         <w:t xml:space="preserve">Deepen learning:</w:t>
       </w:r>
-      <w:r>
-        <w:t xml:space="preserve"> </w:t>
-      </w:r>
-      <w:r>
-        <w:t xml:space="preserve">- You crossed out your favorite idea because of question 2. Was that the right call? Defend it.</w:t>
-      </w:r>
-      <w:r>
-        <w:t xml:space="preserve"> </w:t>
-      </w:r>
-      <w:r>
-        <w:t xml:space="preserve">- Two teams found the same problem. Does that mean one of you should switch? Why might two businesses solving the same problem both work?</w:t>
-      </w:r>
-      <w:r>
-        <w:t xml:space="preserve"> </w:t>
-      </w:r>
-      <w:r>
-        <w:t xml:space="preserve">- Your idea connects to Unit 5, clothing. What skill from Unit 5 will you actually use next week?</w:t>
-      </w:r>
-      <w:r>
-        <w:t xml:space="preserve"> </w:t>
-      </w:r>
-      <w:r>
-        <w:t xml:space="preserve">- Somebody said</w:t>
+    </w:p>
+    <w:p>
+      <w:pPr>
+        <w:numPr>
+          <w:ilvl w:val="0"/>
+          <w:numId w:val="1005"/>
+        </w:numPr>
+        <w:pStyle w:val="Compact"/>
+      </w:pPr>
+      <w:r>
+        <w:t xml:space="preserve">You crossed out your favorite idea because of question 2. Was that the right call? Defend it.</w:t>
+      </w:r>
+    </w:p>
+    <w:p>
+      <w:pPr>
+        <w:numPr>
+          <w:ilvl w:val="0"/>
+          <w:numId w:val="1005"/>
+        </w:numPr>
+        <w:pStyle w:val="Compact"/>
+      </w:pPr>
+      <w:r>
+        <w:t xml:space="preserve">Two teams found the same problem. Does that mean one of you should switch? Why might two businesses solving the same problem both work?</w:t>
+      </w:r>
+    </w:p>
+    <w:p>
+      <w:pPr>
+        <w:numPr>
+          <w:ilvl w:val="0"/>
+          <w:numId w:val="1005"/>
+        </w:numPr>
+        <w:pStyle w:val="Compact"/>
+      </w:pPr>
+      <w:r>
+        <w:t xml:space="preserve">Your idea connects to Unit 5, clothing. What skill from Unit 5 will you actually use next week?</w:t>
+      </w:r>
+    </w:p>
+    <w:p>
+      <w:pPr>
+        <w:numPr>
+          <w:ilvl w:val="0"/>
+          <w:numId w:val="1005"/>
+        </w:numPr>
+        <w:pStyle w:val="Compact"/>
+      </w:pPr>
+      <w:r>
+        <w:t xml:space="preserve">Somebody said</w:t>
       </w:r>
       <w:r>
         <w:t xml:space="preserve"> </w:t>
@@ -1081,11 +1147,17 @@
       <w:r>
         <w:t xml:space="preserve">How could you find out for real instead of guessing? (Steer toward tomorrow: three customer interviews.)</w:t>
       </w:r>
-      <w:r>
-        <w:t xml:space="preserve"> </w:t>
-      </w:r>
-      <w:r>
-        <w:t xml:space="preserve">- Which of these problems is not a business, and could still be worth solving anyway?</w:t>
+    </w:p>
+    <w:p>
+      <w:pPr>
+        <w:numPr>
+          <w:ilvl w:val="0"/>
+          <w:numId w:val="1005"/>
+        </w:numPr>
+        <w:pStyle w:val="Compact"/>
+      </w:pPr>
+      <w:r>
+        <w:t xml:space="preserve">Which of these problems is not a business, and could still be worth solving anyway?</w:t>
       </w:r>
     </w:p>
     <w:p>
@@ -1168,7 +1240,7 @@
       <w:pPr>
         <w:numPr>
           <w:ilvl w:val="0"/>
-          <w:numId w:val="1003"/>
+          <w:numId w:val="1006"/>
         </w:numPr>
         <w:pStyle w:val="Compact"/>
       </w:pPr>
@@ -1233,7 +1305,7 @@
       <w:pPr>
         <w:numPr>
           <w:ilvl w:val="0"/>
-          <w:numId w:val="1003"/>
+          <w:numId w:val="1006"/>
         </w:numPr>
         <w:pStyle w:val="Compact"/>
       </w:pPr>
@@ -1245,7 +1317,7 @@
       <w:pPr>
         <w:numPr>
           <w:ilvl w:val="0"/>
-          <w:numId w:val="1003"/>
+          <w:numId w:val="1006"/>
         </w:numPr>
         <w:pStyle w:val="Compact"/>
       </w:pPr>
@@ -1257,7 +1329,7 @@
       <w:pPr>
         <w:numPr>
           <w:ilvl w:val="0"/>
-          <w:numId w:val="1003"/>
+          <w:numId w:val="1006"/>
         </w:numPr>
         <w:pStyle w:val="Compact"/>
       </w:pPr>
@@ -1284,7 +1356,7 @@
       <w:pPr>
         <w:numPr>
           <w:ilvl w:val="0"/>
-          <w:numId w:val="1003"/>
+          <w:numId w:val="1006"/>
         </w:numPr>
         <w:pStyle w:val="Compact"/>
       </w:pPr>
@@ -1296,7 +1368,7 @@
       <w:pPr>
         <w:numPr>
           <w:ilvl w:val="0"/>
-          <w:numId w:val="1003"/>
+          <w:numId w:val="1006"/>
         </w:numPr>
         <w:pStyle w:val="Compact"/>
       </w:pPr>
@@ -1629,7 +1701,7 @@
       <w:pPr>
         <w:numPr>
           <w:ilvl w:val="0"/>
-          <w:numId w:val="1004"/>
+          <w:numId w:val="1007"/>
         </w:numPr>
         <w:pStyle w:val="Compact"/>
       </w:pPr>
@@ -1641,7 +1713,7 @@
       <w:pPr>
         <w:numPr>
           <w:ilvl w:val="0"/>
-          <w:numId w:val="1004"/>
+          <w:numId w:val="1007"/>
         </w:numPr>
         <w:pStyle w:val="Compact"/>
       </w:pPr>
@@ -1653,7 +1725,7 @@
       <w:pPr>
         <w:numPr>
           <w:ilvl w:val="0"/>
-          <w:numId w:val="1004"/>
+          <w:numId w:val="1007"/>
         </w:numPr>
         <w:pStyle w:val="Compact"/>
       </w:pPr>
@@ -1686,7 +1758,7 @@
       <w:pPr>
         <w:numPr>
           <w:ilvl w:val="0"/>
-          <w:numId w:val="1004"/>
+          <w:numId w:val="1007"/>
         </w:numPr>
         <w:pStyle w:val="Compact"/>
       </w:pPr>
@@ -1698,7 +1770,7 @@
       <w:pPr>
         <w:numPr>
           <w:ilvl w:val="0"/>
-          <w:numId w:val="1004"/>
+          <w:numId w:val="1007"/>
         </w:numPr>
         <w:pStyle w:val="Compact"/>
       </w:pPr>
@@ -1746,7 +1818,7 @@
       <w:pPr>
         <w:numPr>
           <w:ilvl w:val="0"/>
-          <w:numId w:val="1004"/>
+          <w:numId w:val="1007"/>
         </w:numPr>
         <w:pStyle w:val="Compact"/>
       </w:pPr>
@@ -1804,7 +1876,7 @@
       <w:pPr>
         <w:numPr>
           <w:ilvl w:val="0"/>
-          <w:numId w:val="1005"/>
+          <w:numId w:val="1008"/>
         </w:numPr>
         <w:pStyle w:val="Compact"/>
       </w:pPr>
@@ -1852,7 +1924,7 @@
       <w:pPr>
         <w:numPr>
           <w:ilvl w:val="0"/>
-          <w:numId w:val="1005"/>
+          <w:numId w:val="1008"/>
         </w:numPr>
         <w:pStyle w:val="Compact"/>
       </w:pPr>
@@ -1864,7 +1936,7 @@
       <w:pPr>
         <w:numPr>
           <w:ilvl w:val="0"/>
-          <w:numId w:val="1005"/>
+          <w:numId w:val="1008"/>
         </w:numPr>
         <w:pStyle w:val="Compact"/>
       </w:pPr>
@@ -1894,7 +1966,7 @@
       <w:pPr>
         <w:numPr>
           <w:ilvl w:val="0"/>
-          <w:numId w:val="1005"/>
+          <w:numId w:val="1008"/>
         </w:numPr>
         <w:pStyle w:val="Compact"/>
       </w:pPr>
@@ -1906,7 +1978,7 @@
       <w:pPr>
         <w:numPr>
           <w:ilvl w:val="0"/>
-          <w:numId w:val="1005"/>
+          <w:numId w:val="1008"/>
         </w:numPr>
         <w:pStyle w:val="Compact"/>
       </w:pPr>
@@ -1918,7 +1990,7 @@
       <w:pPr>
         <w:numPr>
           <w:ilvl w:val="0"/>
-          <w:numId w:val="1005"/>
+          <w:numId w:val="1008"/>
         </w:numPr>
         <w:pStyle w:val="Compact"/>
       </w:pPr>
@@ -1930,7 +2002,7 @@
       <w:pPr>
         <w:numPr>
           <w:ilvl w:val="0"/>
-          <w:numId w:val="1005"/>
+          <w:numId w:val="1008"/>
         </w:numPr>
         <w:pStyle w:val="Compact"/>
       </w:pPr>
@@ -1945,7 +2017,7 @@
       <w:pPr>
         <w:numPr>
           <w:ilvl w:val="0"/>
-          <w:numId w:val="1005"/>
+          <w:numId w:val="1008"/>
         </w:numPr>
         <w:pStyle w:val="Compact"/>
       </w:pPr>
@@ -2238,6 +2310,118 @@
       </w:pPr>
     </w:lvl>
   </w:abstractNum>
+  <w:abstractNum w:abstractNumId="99411">
+    <w:nsid w:val="71315dca"/>
+    <w:multiLevelType w:val="multilevel"/>
+    <w:lvl w:ilvl="0">
+      <w:start w:val="1"/>
+      <w:numFmt w:val="decimal"/>
+      <w:lvlText w:val="%1."/>
+      <w:lvlJc w:val="left"/>
+      <w:pPr>
+        <w:tabs>
+          <w:tab w:val="num" w:pos="0"/>
+        </w:tabs>
+        <w:ind w:left="480" w:hanging="480"/>
+      </w:pPr>
+    </w:lvl>
+    <w:lvl w:ilvl="1">
+      <w:start w:val="1"/>
+      <w:numFmt w:val="decimal"/>
+      <w:lvlText w:val="%2."/>
+      <w:lvlJc w:val="left"/>
+      <w:pPr>
+        <w:tabs>
+          <w:tab w:val="num" w:pos="720"/>
+        </w:tabs>
+        <w:ind w:left="1200" w:hanging="480"/>
+      </w:pPr>
+    </w:lvl>
+    <w:lvl w:ilvl="2">
+      <w:start w:val="1"/>
+      <w:numFmt w:val="decimal"/>
+      <w:lvlText w:val="%3."/>
+      <w:lvlJc w:val="left"/>
+      <w:pPr>
+        <w:tabs>
+          <w:tab w:val="num" w:pos="1440"/>
+        </w:tabs>
+        <w:ind w:left="1920" w:hanging="480"/>
+      </w:pPr>
+    </w:lvl>
+    <w:lvl w:ilvl="3">
+      <w:start w:val="1"/>
+      <w:numFmt w:val="decimal"/>
+      <w:lvlText w:val="%4."/>
+      <w:lvlJc w:val="left"/>
+      <w:pPr>
+        <w:tabs>
+          <w:tab w:val="num" w:pos="2160"/>
+        </w:tabs>
+        <w:ind w:left="2640" w:hanging="480"/>
+      </w:pPr>
+    </w:lvl>
+    <w:lvl w:ilvl="4">
+      <w:start w:val="1"/>
+      <w:numFmt w:val="decimal"/>
+      <w:lvlText w:val="%5."/>
+      <w:lvlJc w:val="left"/>
+      <w:pPr>
+        <w:tabs>
+          <w:tab w:val="num" w:pos="2880"/>
+        </w:tabs>
+        <w:ind w:left="3360" w:hanging="480"/>
+      </w:pPr>
+    </w:lvl>
+    <w:lvl w:ilvl="5">
+      <w:start w:val="1"/>
+      <w:numFmt w:val="decimal"/>
+      <w:lvlText w:val="%6."/>
+      <w:lvlJc w:val="left"/>
+      <w:pPr>
+        <w:tabs>
+          <w:tab w:val="num" w:pos="3600"/>
+        </w:tabs>
+        <w:ind w:left="4080" w:hanging="480"/>
+      </w:pPr>
+    </w:lvl>
+    <w:lvl w:ilvl="6">
+      <w:start w:val="1"/>
+      <w:numFmt w:val="decimal"/>
+      <w:lvlText w:val="%7."/>
+      <w:lvlJc w:val="left"/>
+      <w:pPr>
+        <w:tabs>
+          <w:tab w:val="num" w:pos="4320"/>
+        </w:tabs>
+        <w:ind w:left="4800" w:hanging="480"/>
+      </w:pPr>
+    </w:lvl>
+    <w:lvl w:ilvl="7">
+      <w:start w:val="1"/>
+      <w:numFmt w:val="decimal"/>
+      <w:lvlText w:val="%8."/>
+      <w:lvlJc w:val="left"/>
+      <w:pPr>
+        <w:tabs>
+          <w:tab w:val="num" w:pos="5040"/>
+        </w:tabs>
+        <w:ind w:left="5520" w:hanging="480"/>
+      </w:pPr>
+    </w:lvl>
+    <w:lvl w:ilvl="8">
+      <w:start w:val="1"/>
+      <w:numFmt w:val="decimal"/>
+      <w:lvlText w:val="%9."/>
+      <w:lvlJc w:val="left"/>
+      <w:pPr>
+        <w:tabs>
+          <w:tab w:val="num" w:pos="5760"/>
+        </w:tabs>
+        <w:ind w:left="6240" w:hanging="480"/>
+      </w:pPr>
+    </w:lvl>
+  </w:abstractNum>
   <w:num w:numId="1000">
     <w:abstractNumId w:val="990"/>
   </w:num>
@@ -2245,7 +2429,34 @@
     <w:abstractNumId w:val="991"/>
   </w:num>
   <w:num w:numId="1002">
-    <w:abstractNumId w:val="991"/>
+    <w:abstractNumId w:val="99411"/>
+    <w:lvlOverride w:ilvl="0">
+      <w:startOverride w:val="1"/>
+    </w:lvlOverride>
+    <w:lvlOverride w:ilvl="1">
+      <w:startOverride w:val="1"/>
+    </w:lvlOverride>
+    <w:lvlOverride w:ilvl="2">
+      <w:startOverride w:val="1"/>
+    </w:lvlOverride>
+    <w:lvlOverride w:ilvl="3">
+      <w:startOverride w:val="1"/>
+    </w:lvlOverride>
+    <w:lvlOverride w:ilvl="4">
+      <w:startOverride w:val="1"/>
+    </w:lvlOverride>
+    <w:lvlOverride w:ilvl="5">
+      <w:startOverride w:val="1"/>
+    </w:lvlOverride>
+    <w:lvlOverride w:ilvl="6">
+      <w:startOverride w:val="1"/>
+    </w:lvlOverride>
+    <w:lvlOverride w:ilvl="7">
+      <w:startOverride w:val="1"/>
+    </w:lvlOverride>
+    <w:lvlOverride w:ilvl="8">
+      <w:startOverride w:val="1"/>
+    </w:lvlOverride>
   </w:num>
   <w:num w:numId="1003">
     <w:abstractNumId w:val="991"/>
@@ -2254,6 +2465,15 @@
     <w:abstractNumId w:val="991"/>
   </w:num>
   <w:num w:numId="1005">
+    <w:abstractNumId w:val="991"/>
+  </w:num>
+  <w:num w:numId="1006">
+    <w:abstractNumId w:val="991"/>
+  </w:num>
+  <w:num w:numId="1007">
+    <w:abstractNumId w:val="991"/>
+  </w:num>
+  <w:num w:numId="1008">
     <w:abstractNumId w:val="991"/>
   </w:num>
 </w:numbering>

--- a/downloads/teacher/04 Units/Unit 07 - Capstone - Launch Career Readiness and FACS Shark Tank/Lesson 07.07 - Big Idea Factory.docx
+++ b/downloads/teacher/04 Units/Unit 07 - Capstone - Launch Career Readiness and FACS Shark Tank/Lesson 07.07 - Big Idea Factory.docx
@@ -558,7 +558,7 @@
         <w:t xml:space="preserve">“</w:t>
       </w:r>
       <w:r>
-        <w:t xml:space="preserve">There are about thirty problems on this board and every single one of them is a business somebody could build. Your team’s job for the next twenty minutes is to find twenty more. You are not allowed to say whether any of them are good. Not yet.</w:t>
+        <w:t xml:space="preserve">There are about a dozen problems on this board and every single one of them is a business somebody could build. Your team’s job for the next twenty minutes is to find twenty more. You are not allowed to say whether any of them are good. Not yet.</w:t>
       </w:r>
       <w:r>
         <w:t xml:space="preserve">”</w:t>
@@ -1322,7 +1322,7 @@
         <w:pStyle w:val="Compact"/>
       </w:pPr>
       <w:r>
-        <w:t xml:space="preserve">Grade 6 support: a target of 12 ideas instead of 20, and two area stops instead of three. Grade 6 teams may pick from a starter list of eight pre-vetted problems on the back of the filter sheet if their own scan comes up short. Grade 6 teams do the filter with question 1 and question 2 only; the teacher applies question 3 with them in a 60-second conference.</w:t>
+        <w:t xml:space="preserve">Grade 6 support: a target of 12 ideas instead of 20, and two area stops instead of three. Grade 6 teams may pick from a starter list of twelve pre-vetted problems on the back of the filter sheet if their own scan comes up short. Grade 6 teams do the filter with question 1 and question 2 only; the teacher applies question 3 with them in a 60-second conference.</w:t>
       </w:r>
     </w:p>
     <w:p>
@@ -1334,7 +1334,7 @@
         <w:pStyle w:val="Compact"/>
       </w:pPr>
       <w:r>
-        <w:t xml:space="preserve">Grade 8 stretch: a fourth filter question, taken from Sal’s competition activity:</w:t>
+        <w:t xml:space="preserve">Grade 8 stretch: a fourth filter question, taken from my competition activity:</w:t>
       </w:r>
       <w:r>
         <w:t xml:space="preserve"> </w:t>
@@ -1744,15 +1744,6 @@
       <w:r>
         <w:t xml:space="preserve">.</w:t>
       </w:r>
-      <w:r>
-        <w:t xml:space="preserve"> </w:t>
-      </w:r>
-      <w:r>
-        <w:rPr>
-          <w:rStyle w:val="TeacherNote"/>
-        </w:rPr>
-        <w:t xml:space="preserve">[Sal: confirm against the NYSED PDFs.]</w:t>
-      </w:r>
     </w:p>
     <w:p>
       <w:pPr>
@@ -1775,7 +1766,7 @@
         <w:pStyle w:val="Compact"/>
       </w:pPr>
       <w:r>
-        <w:t xml:space="preserve">Sal’s own materials: his Brentwood business packet</w:t>
+        <w:t xml:space="preserve">My own materials: my business packet</w:t>
       </w:r>
       <w:r>
         <w:t xml:space="preserve"> </w:t>
@@ -1811,7 +1802,7 @@
         <w:t xml:space="preserve"> </w:t>
       </w:r>
       <w:r>
-        <w:t xml:space="preserve">which supplies the grade 8 fourth filter question; and his team formation and role decision sheets with the C-suite roles CEO, CFO, and CMO. The packets are rewritten here with the teacher side they lacked, with the six FACS areas as the scan structure, and with the five-day buildability constraint, which is the filter question that makes the project finishable.</w:t>
+        <w:t xml:space="preserve">which supplies the grade 8 fourth filter question; and my team formation and role decision sheets with the C-suite roles CEO, CFO, and CMO. The packets are rewritten here with the teacher side they lacked, with the six FACS areas as the scan structure, and with the five-day buildability constraint, which is the filter question that makes the project finishable.</w:t>
       </w:r>
     </w:p>
     <w:p>
@@ -1996,21 +1987,6 @@
       </w:pPr>
       <w:r>
         <w:t xml:space="preserve">Teams of three, not four. Four means one student watches.</w:t>
-      </w:r>
-    </w:p>
-    <w:p>
-      <w:pPr>
-        <w:numPr>
-          <w:ilvl w:val="0"/>
-          <w:numId w:val="1008"/>
-        </w:numPr>
-        <w:pStyle w:val="Compact"/>
-      </w:pPr>
-      <w:r>
-        <w:rPr>
-          <w:rStyle w:val="TeacherNote"/>
-        </w:rPr>
-        <w:t xml:space="preserve">[Sal: your own role sheets used CEO, CFO, and CMO and students took them seriously because the titles are real. Keep the titles. Add the line about no role being the boss of the other two; that is the fight you will otherwise referee on Lesson 7.10.]</w:t>
       </w:r>
     </w:p>
     <w:p>
